--- a/analysis/docs/Tmax分析_固形vsスムージー.docx
+++ b/analysis/docs/Tmax分析_固形vsスムージー.docx
@@ -178,7 +178,7 @@
     </w:p>
     <w:tbl>
       <w:tblPr>
-        <w:tblW w:type="dxa" w:w="9600"/>
+        <w:tblW w:type="dxa" w:w="9000"/>
         <w:tblBorders>
           <w:top w:val="single" w:color="auto" w:sz="4"/>
           <w:left w:val="single" w:color="auto" w:sz="4"/>
@@ -189,9 +189,9 @@
         </w:tblBorders>
       </w:tblPr>
       <w:tblGrid>
-        <w:gridCol w:w="3200"/>
-        <w:gridCol w:w="3200"/>
-        <w:gridCol w:w="3200"/>
+        <w:gridCol w:w="3000"/>
+        <w:gridCol w:w="3000"/>
+        <w:gridCol w:w="3000"/>
       </w:tblGrid>
       <w:tr>
         <w:trPr>
@@ -199,7 +199,7 @@
         </w:trPr>
         <w:tc>
           <w:tcPr>
-            <w:tcW w:type="dxa" w:w="3200"/>
+            <w:tcW w:type="dxa" w:w="3000"/>
             <w:shd w:fill="21295C" w:color="auto" w:val="clear"/>
             <w:tcMar>
               <w:top w:type="dxa" w:w="100"/>
@@ -227,7 +227,7 @@
         </w:tc>
         <w:tc>
           <w:tcPr>
-            <w:tcW w:type="dxa" w:w="3200"/>
+            <w:tcW w:type="dxa" w:w="3000"/>
             <w:shd w:fill="21295C" w:color="auto" w:val="clear"/>
             <w:tcMar>
               <w:top w:type="dxa" w:w="100"/>
@@ -255,7 +255,7 @@
         </w:tc>
         <w:tc>
           <w:tcPr>
-            <w:tcW w:type="dxa" w:w="3200"/>
+            <w:tcW w:type="dxa" w:w="3000"/>
             <w:shd w:fill="21295C" w:color="auto" w:val="clear"/>
             <w:tcMar>
               <w:top w:type="dxa" w:w="100"/>
@@ -285,7 +285,7 @@
       <w:tr>
         <w:tc>
           <w:tcPr>
-            <w:tcW w:type="dxa" w:w="3200"/>
+            <w:tcW w:type="dxa" w:w="3000"/>
             <w:shd w:fill="F4F7F9" w:color="auto" w:val="clear"/>
             <w:tcMar>
               <w:top w:type="dxa" w:w="100"/>
@@ -313,7 +313,7 @@
         </w:tc>
         <w:tc>
           <w:tcPr>
-            <w:tcW w:type="dxa" w:w="3200"/>
+            <w:tcW w:type="dxa" w:w="3000"/>
             <w:shd w:fill="F4F7F9" w:color="auto" w:val="clear"/>
             <w:tcMar>
               <w:top w:type="dxa" w:w="100"/>
@@ -341,7 +341,7 @@
         </w:tc>
         <w:tc>
           <w:tcPr>
-            <w:tcW w:type="dxa" w:w="3200"/>
+            <w:tcW w:type="dxa" w:w="3000"/>
             <w:shd w:fill="F4F7F9" w:color="auto" w:val="clear"/>
             <w:tcMar>
               <w:top w:type="dxa" w:w="100"/>
@@ -371,7 +371,7 @@
       <w:tr>
         <w:tc>
           <w:tcPr>
-            <w:tcW w:type="dxa" w:w="3200"/>
+            <w:tcW w:type="dxa" w:w="3000"/>
             <w:tcMar>
               <w:top w:type="dxa" w:w="100"/>
               <w:left w:type="dxa" w:w="150"/>
@@ -398,7 +398,7 @@
         </w:tc>
         <w:tc>
           <w:tcPr>
-            <w:tcW w:type="dxa" w:w="3200"/>
+            <w:tcW w:type="dxa" w:w="3000"/>
             <w:tcMar>
               <w:top w:type="dxa" w:w="100"/>
               <w:left w:type="dxa" w:w="150"/>
@@ -425,7 +425,7 @@
         </w:tc>
         <w:tc>
           <w:tcPr>
-            <w:tcW w:type="dxa" w:w="3200"/>
+            <w:tcW w:type="dxa" w:w="3000"/>
             <w:tcMar>
               <w:top w:type="dxa" w:w="100"/>
               <w:left w:type="dxa" w:w="150"/>
